--- a/por/docx/62.content.docx
+++ b/por/docx/62.content.docx
@@ -136,13 +136,6 @@
         <w:rPr>
           <w:lang w:val="pt_PT" w:bidi="pt_PT"/>
         </w:rPr>
-      </w:r>
-      <w:r>
-        <w:rPr>
-          <w:i/>
-          <w:lang w:val="pt_PT" w:bidi="pt_PT"/>
-        </w:rPr>
-        <w:t>1 João 1.1, 1 João 1.2, 1 João 1.3, 1 João 1.3 (#2), 1 João 1.5, 1 João 1.6, 1 João 1.7, 1 João 1.8, 1 João 1.9, 1 João 2.2, 1 João 2.3, 1 João 2.4, 1 João 2.6, 1 João 2.9, 1 João 2.11, 1 João 2.12, 1 João 2.15, 1 João 2.16, 1 João 2.18, 1 João 2.18 (#2), 1 João 2.22, 1 João 2.23, 1 João 2.24, 1 João 2.25, 1 João 2.28, 1 João 3.1, 1 João 3.2, 1 João 3.3, 1 João 3.5, 1 João 3.6, 1 João 3.8, 1 João 3.9, 1 João 3.10, 1 João 3.11, 1 João 3.12, 1 João 3.13, 1 João 3.14, 1 João 3.16, 1 João 3.17, 1 João 3.18, 1 João 3.18 (#2), 1 João 3.21, 1 João 3.23, 1 João 3.24, 1 João 4.1, 1 João 4.2, 1 João 4.3, 1 João 4.4, 1 João 4.7, 1 João 4.8, 1 João 4.9, 1 João 4.9 (#2), 1 João 4.15, 1 João 4.17, 1 João 4.19, 1 João 4.20, 1 João 4.21, 1 João 5.3, 1 João 5.4, 1 João 5.6, 1 João 5.8, 1 João 5.10, 1 João 5.11, 1 João 5.14, 1 João 5.16, 1 João 5.17, 1 João 5.19, 1 João 5.20, 1 João 5.21</w:t>
       </w:r>
       <w:r>
         <w:rPr>

--- a/por/docx/62.content.docx
+++ b/por/docx/62.content.docx
@@ -123,19 +123,6 @@
           <w:lang w:val="pt_PT" w:bidi="pt_PT"/>
         </w:rPr>
         <w:t>1JN</w:t>
-      </w:r>
-      <w:r>
-        <w:rPr>
-          <w:lang w:val="pt_PT" w:bidi="pt_PT"/>
-        </w:rPr>
-      </w:r>
-    </w:p>
-    <w:p>
-      <w:pPr/>
-      <w:r>
-        <w:rPr>
-          <w:lang w:val="pt_PT" w:bidi="pt_PT"/>
-        </w:rPr>
       </w:r>
       <w:r>
         <w:rPr>

--- a/por/docx/62.content.docx
+++ b/por/docx/62.content.docx
@@ -19,7 +19,7 @@
         <w:rPr>
           <w:lang w:val="pt_PT" w:bidi="pt_PT"/>
         </w:rPr>
-        <w:t>Resource: Perguntas de Tradução (unfoldingWord)</w:t>
+        <w:t>Resource: unfoldingWord® Translation Questions</w:t>
       </w:r>
       <w:r>
         <w:rPr>
@@ -85,7 +85,7 @@
         <w:rPr>
           <w:lang w:val="pt_PT" w:bidi="pt_PT"/>
         </w:rPr>
-        <w:t>Perguntas de Tradução (unfoldingWord)</w:t>
+        <w:t>unfoldingWord® Translation Questions</w:t>
       </w:r>
     </w:p>
     <w:p>
